--- a/Задание 1/Задание 1.docx
+++ b/Задание 1/Задание 1.docx
@@ -1,6 +1,6 @@
 
 <file path=word/document.xml><?xml version="1.0" encoding="utf-8"?>
-<w:document xmlns:wpc="http://schemas.microsoft.com/office/word/2010/wordprocessingCanvas" xmlns:cx="http://schemas.microsoft.com/office/drawing/2014/chartex" xmlns:cx1="http://schemas.microsoft.com/office/drawing/2015/9/8/chartex" xmlns:cx2="http://schemas.microsoft.com/office/drawing/2015/10/21/chartex" xmlns:cx3="http://schemas.microsoft.com/office/drawing/2016/5/9/chartex" xmlns:cx4="http://schemas.microsoft.com/office/drawing/2016/5/10/chartex" xmlns:cx5="http://schemas.microsoft.com/office/drawing/2016/5/11/chartex" xmlns:cx6="http://schemas.microsoft.com/office/drawing/2016/5/12/chartex" xmlns:cx7="http://schemas.microsoft.com/office/drawing/2016/5/13/chartex" xmlns:cx8="http://schemas.microsoft.com/office/drawing/2016/5/14/chartex" xmlns:mc="http://schemas.openxmlformats.org/markup-compatibility/2006" xmlns:aink="http://schemas.microsoft.com/office/drawing/2016/ink" xmlns:am3d="http://schemas.microsoft.com/office/drawing/2017/model3d" xmlns:o="urn:schemas-microsoft-com:office:office" xmlns:r="http://schemas.openxmlformats.org/officeDocument/2006/relationships" xmlns:m="http://schemas.openxmlformats.org/officeDocument/2006/math" xmlns:v="urn:schemas-microsoft-com:vml" xmlns:wp14="http://schemas.microsoft.com/office/word/2010/wordprocessingDrawing" xmlns:wp="http://schemas.openxmlformats.org/drawingml/2006/wordprocessingDrawing" xmlns:w10="urn:schemas-microsoft-com:office:word" xmlns:w="http://schemas.openxmlformats.org/wordprocessingml/2006/main" xmlns:w14="http://schemas.microsoft.com/office/word/2010/wordml" xmlns:w15="http://schemas.microsoft.com/office/word/2012/wordml" xmlns:w16cex="http://schemas.microsoft.com/office/word/2018/wordml/cex" xmlns:w16cid="http://schemas.microsoft.com/office/word/2016/wordml/cid" xmlns:w16="http://schemas.microsoft.com/office/word/2018/wordml" xmlns:w16sdtdh="http://schemas.microsoft.com/office/word/2020/wordml/sdtdatahash" xmlns:w16se="http://schemas.microsoft.com/office/word/2015/wordml/symex" xmlns:wpg="http://schemas.microsoft.com/office/word/2010/wordprocessingGroup" xmlns:wpi="http://schemas.microsoft.com/office/word/2010/wordprocessingInk" xmlns:wne="http://schemas.microsoft.com/office/word/2006/wordml" xmlns:wps="http://schemas.microsoft.com/office/word/2010/wordprocessingShape" mc:Ignorable="w14 w15 w16se w16cid w16 w16cex w16sdtdh wp14">
+<w:document xmlns:wpc="http://schemas.microsoft.com/office/word/2010/wordprocessingCanvas" xmlns:cx="http://schemas.microsoft.com/office/drawing/2014/chartex" xmlns:cx1="http://schemas.microsoft.com/office/drawing/2015/9/8/chartex" xmlns:cx2="http://schemas.microsoft.com/office/drawing/2015/10/21/chartex" xmlns:cx3="http://schemas.microsoft.com/office/drawing/2016/5/9/chartex" xmlns:cx4="http://schemas.microsoft.com/office/drawing/2016/5/10/chartex" xmlns:cx5="http://schemas.microsoft.com/office/drawing/2016/5/11/chartex" xmlns:cx6="http://schemas.microsoft.com/office/drawing/2016/5/12/chartex" xmlns:cx7="http://schemas.microsoft.com/office/drawing/2016/5/13/chartex" xmlns:cx8="http://schemas.microsoft.com/office/drawing/2016/5/14/chartex" xmlns:mc="http://schemas.openxmlformats.org/markup-compatibility/2006" xmlns:aink="http://schemas.microsoft.com/office/drawing/2016/ink" xmlns:am3d="http://schemas.microsoft.com/office/drawing/2017/model3d" xmlns:o="urn:schemas-microsoft-com:office:office" xmlns:r="http://schemas.openxmlformats.org/officeDocument/2006/relationships" xmlns:m="http://schemas.openxmlformats.org/officeDocument/2006/math" xmlns:v="urn:schemas-microsoft-com:vml" xmlns:wp14="http://schemas.microsoft.com/office/word/2010/wordprocessingDrawing" xmlns:wp="http://schemas.openxmlformats.org/drawingml/2006/wordprocessingDrawing" xmlns:w10="urn:schemas-microsoft-com:office:word" xmlns:w="http://schemas.openxmlformats.org/wordprocessingml/2006/main" xmlns:w14="http://schemas.microsoft.com/office/word/2010/wordml" xmlns:w15="http://schemas.microsoft.com/office/word/2012/wordml" xmlns:w16cex="http://schemas.microsoft.com/office/word/2018/wordml/cex" xmlns:w16cid="http://schemas.microsoft.com/office/word/2016/wordml/cid" xmlns:w16="http://schemas.microsoft.com/office/word/2018/wordml" xmlns:w16se="http://schemas.microsoft.com/office/word/2015/wordml/symex" xmlns:wpg="http://schemas.microsoft.com/office/word/2010/wordprocessingGroup" xmlns:wpi="http://schemas.microsoft.com/office/word/2010/wordprocessingInk" xmlns:wne="http://schemas.microsoft.com/office/word/2006/wordml" xmlns:wps="http://schemas.microsoft.com/office/word/2010/wordprocessingShape" mc:Ignorable="w14 w15 w16se w16cid w16 w16cex wp14">
   <w:body>
     <w:p>
       <w:r>
@@ -34,29 +34,7 @@
           <w:szCs w:val="28"/>
           <w:lang w:eastAsia="ru-RU"/>
         </w:rPr>
-        <w:t xml:space="preserve">Выбрать минимум 3 исполняемых файла, написанных на разных языках программирования (С или С++, С#, Python) и, желательно, решающих одну и ту же задачу, просмотреть их в </w:t>
-      </w:r>
-      <w:proofErr w:type="spellStart"/>
-      <w:r>
-        <w:rPr>
-          <w:rFonts w:ascii="Times New Roman" w:eastAsia="Times New Roman" w:hAnsi="Times New Roman" w:cs="Times New Roman"/>
-          <w:color w:val="242424"/>
-          <w:sz w:val="28"/>
-          <w:szCs w:val="28"/>
-          <w:lang w:eastAsia="ru-RU"/>
-        </w:rPr>
-        <w:t>hex</w:t>
-      </w:r>
-      <w:proofErr w:type="spellEnd"/>
-      <w:r>
-        <w:rPr>
-          <w:rFonts w:ascii="Times New Roman" w:eastAsia="Times New Roman" w:hAnsi="Times New Roman" w:cs="Times New Roman"/>
-          <w:color w:val="242424"/>
-          <w:sz w:val="28"/>
-          <w:szCs w:val="28"/>
-          <w:lang w:eastAsia="ru-RU"/>
-        </w:rPr>
-        <w:t>-редакторе и построить гистограммы. Хорошие примеры - обработка матриц или массивов (арифметические действия, сортировка и т.п.). Внутри потока у каждой команды должная быть уникальная программа.</w:t>
+        <w:t>Выбрать минимум 3 исполняемых файла, написанных на разных языках программирования (С или С++, С#, Python) и, желательно, решающих одну и ту же задачу, просмотреть их в hex-редакторе и построить гистограммы. Хорошие примеры - обработка матриц или массивов (арифметические действия, сортировка и т.п.). Внутри потока у каждой команды должная быть уникальная программа.</w:t>
       </w:r>
     </w:p>
     <w:p>
@@ -83,117 +61,7 @@
           <w:szCs w:val="28"/>
           <w:lang w:eastAsia="ru-RU"/>
         </w:rPr>
-        <w:t xml:space="preserve">Варианты </w:t>
-      </w:r>
-      <w:proofErr w:type="spellStart"/>
-      <w:r>
-        <w:rPr>
-          <w:rFonts w:ascii="Times New Roman" w:eastAsia="Times New Roman" w:hAnsi="Times New Roman" w:cs="Times New Roman"/>
-          <w:color w:val="242424"/>
-          <w:sz w:val="28"/>
-          <w:szCs w:val="28"/>
-          <w:lang w:eastAsia="ru-RU"/>
-        </w:rPr>
-        <w:t>hex</w:t>
-      </w:r>
-      <w:proofErr w:type="spellEnd"/>
-      <w:r>
-        <w:rPr>
-          <w:rFonts w:ascii="Times New Roman" w:eastAsia="Times New Roman" w:hAnsi="Times New Roman" w:cs="Times New Roman"/>
-          <w:color w:val="242424"/>
-          <w:sz w:val="28"/>
-          <w:szCs w:val="28"/>
-          <w:lang w:eastAsia="ru-RU"/>
-        </w:rPr>
-        <w:t>-редакторов: 010 Editor, </w:t>
-      </w:r>
-      <w:proofErr w:type="spellStart"/>
-      <w:r>
-        <w:rPr>
-          <w:rFonts w:ascii="Times New Roman" w:eastAsia="Times New Roman" w:hAnsi="Times New Roman" w:cs="Times New Roman"/>
-          <w:color w:val="242424"/>
-          <w:sz w:val="28"/>
-          <w:szCs w:val="28"/>
-          <w:lang w:eastAsia="ru-RU"/>
-        </w:rPr>
-        <w:t>Hexinator</w:t>
-      </w:r>
-      <w:proofErr w:type="spellEnd"/>
-      <w:r>
-        <w:rPr>
-          <w:rFonts w:ascii="Times New Roman" w:eastAsia="Times New Roman" w:hAnsi="Times New Roman" w:cs="Times New Roman"/>
-          <w:color w:val="242424"/>
-          <w:sz w:val="28"/>
-          <w:szCs w:val="28"/>
-          <w:lang w:eastAsia="ru-RU"/>
-        </w:rPr>
-        <w:t>, </w:t>
-      </w:r>
-      <w:proofErr w:type="spellStart"/>
-      <w:r>
-        <w:rPr>
-          <w:rFonts w:ascii="Times New Roman" w:eastAsia="Times New Roman" w:hAnsi="Times New Roman" w:cs="Times New Roman"/>
-          <w:color w:val="242424"/>
-          <w:sz w:val="28"/>
-          <w:szCs w:val="28"/>
-          <w:lang w:eastAsia="ru-RU"/>
-        </w:rPr>
-        <w:t>HxDOkteta</w:t>
-      </w:r>
-      <w:proofErr w:type="spellEnd"/>
-      <w:r>
-        <w:rPr>
-          <w:rFonts w:ascii="Times New Roman" w:eastAsia="Times New Roman" w:hAnsi="Times New Roman" w:cs="Times New Roman"/>
-          <w:color w:val="242424"/>
-          <w:sz w:val="28"/>
-          <w:szCs w:val="28"/>
-          <w:lang w:eastAsia="ru-RU"/>
-        </w:rPr>
-        <w:t>, HexEd.it, </w:t>
-      </w:r>
-      <w:proofErr w:type="spellStart"/>
-      <w:r>
-        <w:rPr>
-          <w:rFonts w:ascii="Times New Roman" w:eastAsia="Times New Roman" w:hAnsi="Times New Roman" w:cs="Times New Roman"/>
-          <w:color w:val="242424"/>
-          <w:sz w:val="28"/>
-          <w:szCs w:val="28"/>
-          <w:lang w:eastAsia="ru-RU"/>
-        </w:rPr>
-        <w:t>Hex</w:t>
-      </w:r>
-      <w:proofErr w:type="spellEnd"/>
-      <w:r>
-        <w:rPr>
-          <w:rFonts w:ascii="Times New Roman" w:eastAsia="Times New Roman" w:hAnsi="Times New Roman" w:cs="Times New Roman"/>
-          <w:color w:val="242424"/>
-          <w:sz w:val="28"/>
-          <w:szCs w:val="28"/>
-          <w:lang w:eastAsia="ru-RU"/>
-        </w:rPr>
-        <w:t xml:space="preserve"> Editor Neo, </w:t>
-      </w:r>
-      <w:proofErr w:type="spellStart"/>
-      <w:r>
-        <w:rPr>
-          <w:rFonts w:ascii="Times New Roman" w:eastAsia="Times New Roman" w:hAnsi="Times New Roman" w:cs="Times New Roman"/>
-          <w:color w:val="242424"/>
-          <w:sz w:val="28"/>
-          <w:szCs w:val="28"/>
-          <w:lang w:eastAsia="ru-RU"/>
-        </w:rPr>
-        <w:t>HexeditorFree</w:t>
-      </w:r>
-      <w:proofErr w:type="spellEnd"/>
-      <w:r>
-        <w:rPr>
-          <w:rFonts w:ascii="Times New Roman" w:eastAsia="Times New Roman" w:hAnsi="Times New Roman" w:cs="Times New Roman"/>
-          <w:color w:val="242424"/>
-          <w:sz w:val="28"/>
-          <w:szCs w:val="28"/>
-          <w:lang w:eastAsia="ru-RU"/>
-        </w:rPr>
-        <w:t xml:space="preserve"> или другой. </w:t>
+        <w:t>Варианты hex-редакторов: 010 Editor, Hexinator, HxDOkteta, HexEd.it, Hex Editor Neo, HexeditorFree или другой. </w:t>
       </w:r>
     </w:p>
     <w:p>
@@ -220,53 +88,7 @@
           <w:szCs w:val="28"/>
           <w:lang w:eastAsia="ru-RU"/>
         </w:rPr>
-        <w:t xml:space="preserve">Упаковать выбранные файлы с использованием UPX, </w:t>
-      </w:r>
-      <w:proofErr w:type="spellStart"/>
-      <w:r>
-        <w:rPr>
-          <w:rFonts w:ascii="Times New Roman" w:eastAsia="Times New Roman" w:hAnsi="Times New Roman" w:cs="Times New Roman"/>
-          <w:color w:val="242424"/>
-          <w:sz w:val="28"/>
-          <w:szCs w:val="28"/>
-          <w:lang w:eastAsia="ru-RU"/>
-        </w:rPr>
-        <w:t>ASPack</w:t>
-      </w:r>
-      <w:proofErr w:type="spellEnd"/>
-      <w:r>
-        <w:rPr>
-          <w:rFonts w:ascii="Times New Roman" w:eastAsia="Times New Roman" w:hAnsi="Times New Roman" w:cs="Times New Roman"/>
-          <w:color w:val="242424"/>
-          <w:sz w:val="28"/>
-          <w:szCs w:val="28"/>
-          <w:lang w:eastAsia="ru-RU"/>
-        </w:rPr>
-        <w:t>/</w:t>
-      </w:r>
-      <w:proofErr w:type="spellStart"/>
-      <w:proofErr w:type="gramStart"/>
-      <w:r>
-        <w:rPr>
-          <w:rFonts w:ascii="Times New Roman" w:eastAsia="Times New Roman" w:hAnsi="Times New Roman" w:cs="Times New Roman"/>
-          <w:color w:val="242424"/>
-          <w:sz w:val="28"/>
-          <w:szCs w:val="28"/>
-          <w:lang w:eastAsia="ru-RU"/>
-        </w:rPr>
-        <w:t>Mpress,упаковщика</w:t>
-      </w:r>
-      <w:proofErr w:type="spellEnd"/>
-      <w:proofErr w:type="gramEnd"/>
-      <w:r>
-        <w:rPr>
-          <w:rFonts w:ascii="Times New Roman" w:eastAsia="Times New Roman" w:hAnsi="Times New Roman" w:cs="Times New Roman"/>
-          <w:color w:val="242424"/>
-          <w:sz w:val="28"/>
-          <w:szCs w:val="28"/>
-          <w:lang w:eastAsia="ru-RU"/>
-        </w:rPr>
-        <w:t>, разработанного Перепелкиным Н. Допускается использование и других упаковщиков.  </w:t>
+        <w:t>Упаковать выбранные файлы с использованием UPX, ASPack/Mpress,упаковщика, разработанного Перепелкиным Н. Допускается использование и других упаковщиков.  </w:t>
       </w:r>
     </w:p>
     <w:p>
@@ -293,29 +115,7 @@
           <w:szCs w:val="28"/>
           <w:lang w:eastAsia="ru-RU"/>
         </w:rPr>
-        <w:t>Сначала нужно узнать серийный номер тома C командой "</w:t>
-      </w:r>
-      <w:proofErr w:type="spellStart"/>
-      <w:r>
-        <w:rPr>
-          <w:rFonts w:ascii="Times New Roman" w:eastAsia="Times New Roman" w:hAnsi="Times New Roman" w:cs="Times New Roman"/>
-          <w:color w:val="242424"/>
-          <w:sz w:val="28"/>
-          <w:szCs w:val="28"/>
-          <w:lang w:eastAsia="ru-RU"/>
-        </w:rPr>
-        <w:t>vol</w:t>
-      </w:r>
-      <w:proofErr w:type="spellEnd"/>
-      <w:r>
-        <w:rPr>
-          <w:rFonts w:ascii="Times New Roman" w:eastAsia="Times New Roman" w:hAnsi="Times New Roman" w:cs="Times New Roman"/>
-          <w:color w:val="242424"/>
-          <w:sz w:val="28"/>
-          <w:szCs w:val="28"/>
-          <w:lang w:eastAsia="ru-RU"/>
-        </w:rPr>
-        <w:t xml:space="preserve"> C:"</w:t>
+        <w:t>Сначала нужно узнать серийный номер тома C командой "vol C:"</w:t>
       </w:r>
     </w:p>
     <w:p>
@@ -385,73 +185,15 @@
           <w:lang w:eastAsia="ru-RU"/>
         </w:rPr>
       </w:pPr>
-      <w:proofErr w:type="spellStart"/>
-      <w:proofErr w:type="gramStart"/>
-      <w:r>
-        <w:rPr>
-          <w:rFonts w:ascii="Times New Roman" w:eastAsia="Times New Roman" w:hAnsi="Times New Roman" w:cs="Times New Roman"/>
-          <w:color w:val="242424"/>
-          <w:sz w:val="28"/>
-          <w:szCs w:val="28"/>
-          <w:lang w:eastAsia="ru-RU"/>
-        </w:rPr>
-        <w:t>httpd.socket</w:t>
-      </w:r>
-      <w:proofErr w:type="spellEnd"/>
-      <w:proofErr w:type="gramEnd"/>
-      <w:r>
-        <w:rPr>
-          <w:rFonts w:ascii="Times New Roman" w:eastAsia="Times New Roman" w:hAnsi="Times New Roman" w:cs="Times New Roman"/>
-          <w:color w:val="242424"/>
-          <w:sz w:val="28"/>
-          <w:szCs w:val="28"/>
-          <w:lang w:eastAsia="ru-RU"/>
-        </w:rPr>
-        <w:t xml:space="preserve"> = </w:t>
-      </w:r>
-      <w:proofErr w:type="spellStart"/>
-      <w:r>
-        <w:rPr>
-          <w:rFonts w:ascii="Times New Roman" w:eastAsia="Times New Roman" w:hAnsi="Times New Roman" w:cs="Times New Roman"/>
-          <w:color w:val="242424"/>
-          <w:sz w:val="28"/>
-          <w:szCs w:val="28"/>
-          <w:lang w:eastAsia="ru-RU"/>
-        </w:rPr>
-        <w:t>ssl.wrap_socket</w:t>
-      </w:r>
-      <w:proofErr w:type="spellEnd"/>
-      <w:r>
-        <w:rPr>
-          <w:rFonts w:ascii="Times New Roman" w:eastAsia="Times New Roman" w:hAnsi="Times New Roman" w:cs="Times New Roman"/>
-          <w:color w:val="242424"/>
-          <w:sz w:val="28"/>
-          <w:szCs w:val="28"/>
-          <w:lang w:eastAsia="ru-RU"/>
-        </w:rPr>
-        <w:t>(</w:t>
-      </w:r>
-      <w:proofErr w:type="spellStart"/>
-      <w:r>
-        <w:rPr>
-          <w:rFonts w:ascii="Times New Roman" w:eastAsia="Times New Roman" w:hAnsi="Times New Roman" w:cs="Times New Roman"/>
-          <w:color w:val="242424"/>
-          <w:sz w:val="28"/>
-          <w:szCs w:val="28"/>
-          <w:lang w:eastAsia="ru-RU"/>
-        </w:rPr>
-        <w:t>httpd.socket</w:t>
-      </w:r>
-      <w:proofErr w:type="spellEnd"/>
-      <w:r>
-        <w:rPr>
-          <w:rFonts w:ascii="Times New Roman" w:eastAsia="Times New Roman" w:hAnsi="Times New Roman" w:cs="Times New Roman"/>
-          <w:color w:val="242424"/>
-          <w:sz w:val="28"/>
-          <w:szCs w:val="28"/>
-          <w:lang w:eastAsia="ru-RU"/>
-        </w:rPr>
-        <w:t>,</w:t>
+      <w:r>
+        <w:rPr>
+          <w:rFonts w:ascii="Times New Roman" w:eastAsia="Times New Roman" w:hAnsi="Times New Roman" w:cs="Times New Roman"/>
+          <w:color w:val="242424"/>
+          <w:sz w:val="28"/>
+          <w:szCs w:val="28"/>
+          <w:lang w:eastAsia="ru-RU"/>
+        </w:rPr>
+        <w:t>httpd.socket = ssl.wrap_socket(httpd.socket,</w:t>
       </w:r>
     </w:p>
     <w:p>
@@ -475,51 +217,91 @@
           <w:szCs w:val="28"/>
           <w:lang w:eastAsia="ru-RU"/>
         </w:rPr>
+        <w:t>                                   keyfile="C:/Users/server.key",  # Путь к приватному ключу</w:t>
+      </w:r>
+    </w:p>
+    <w:p>
+      <w:pPr>
+        <w:shd w:val="clear" w:color="auto" w:fill="F5F5F5"/>
+        <w:spacing w:before="100" w:beforeAutospacing="1" w:after="100" w:afterAutospacing="1" w:line="240" w:lineRule="auto"/>
+        <w:ind w:left="720"/>
+        <w:rPr>
+          <w:rFonts w:ascii="Times New Roman" w:eastAsia="Times New Roman" w:hAnsi="Times New Roman" w:cs="Times New Roman"/>
+          <w:color w:val="242424"/>
+          <w:sz w:val="28"/>
+          <w:szCs w:val="28"/>
+          <w:lang w:val="en-US" w:eastAsia="ru-RU"/>
+        </w:rPr>
+      </w:pPr>
+      <w:r>
+        <w:rPr>
+          <w:rFonts w:ascii="Times New Roman" w:eastAsia="Times New Roman" w:hAnsi="Times New Roman" w:cs="Times New Roman"/>
+          <w:color w:val="242424"/>
+          <w:sz w:val="28"/>
+          <w:szCs w:val="28"/>
+          <w:lang w:eastAsia="ru-RU"/>
+        </w:rPr>
         <w:t>                                   </w:t>
       </w:r>
-      <w:proofErr w:type="spellStart"/>
-      <w:r>
-        <w:rPr>
-          <w:rFonts w:ascii="Times New Roman" w:eastAsia="Times New Roman" w:hAnsi="Times New Roman" w:cs="Times New Roman"/>
-          <w:color w:val="242424"/>
-          <w:sz w:val="28"/>
-          <w:szCs w:val="28"/>
-          <w:lang w:eastAsia="ru-RU"/>
-        </w:rPr>
-        <w:t>keyfile</w:t>
-      </w:r>
-      <w:proofErr w:type="spellEnd"/>
-      <w:r>
-        <w:rPr>
-          <w:rFonts w:ascii="Times New Roman" w:eastAsia="Times New Roman" w:hAnsi="Times New Roman" w:cs="Times New Roman"/>
-          <w:color w:val="242424"/>
-          <w:sz w:val="28"/>
-          <w:szCs w:val="28"/>
-          <w:lang w:eastAsia="ru-RU"/>
-        </w:rPr>
-        <w:t>="C:/Users/server.key</w:t>
-      </w:r>
-      <w:proofErr w:type="gramStart"/>
-      <w:r>
-        <w:rPr>
-          <w:rFonts w:ascii="Times New Roman" w:eastAsia="Times New Roman" w:hAnsi="Times New Roman" w:cs="Times New Roman"/>
-          <w:color w:val="242424"/>
-          <w:sz w:val="28"/>
-          <w:szCs w:val="28"/>
-          <w:lang w:eastAsia="ru-RU"/>
-        </w:rPr>
-        <w:t>",  #</w:t>
-      </w:r>
-      <w:proofErr w:type="gramEnd"/>
-      <w:r>
-        <w:rPr>
-          <w:rFonts w:ascii="Times New Roman" w:eastAsia="Times New Roman" w:hAnsi="Times New Roman" w:cs="Times New Roman"/>
-          <w:color w:val="242424"/>
-          <w:sz w:val="28"/>
-          <w:szCs w:val="28"/>
-          <w:lang w:eastAsia="ru-RU"/>
-        </w:rPr>
-        <w:t xml:space="preserve"> Путь к приватному ключу</w:t>
+      <w:r>
+        <w:rPr>
+          <w:rFonts w:ascii="Times New Roman" w:eastAsia="Times New Roman" w:hAnsi="Times New Roman" w:cs="Times New Roman"/>
+          <w:color w:val="242424"/>
+          <w:sz w:val="28"/>
+          <w:szCs w:val="28"/>
+          <w:lang w:val="en-US" w:eastAsia="ru-RU"/>
+        </w:rPr>
+        <w:t xml:space="preserve">certfile="C:/Users/server.crt", # </w:t>
+      </w:r>
+      <w:r>
+        <w:rPr>
+          <w:rFonts w:ascii="Times New Roman" w:eastAsia="Times New Roman" w:hAnsi="Times New Roman" w:cs="Times New Roman"/>
+          <w:color w:val="242424"/>
+          <w:sz w:val="28"/>
+          <w:szCs w:val="28"/>
+          <w:lang w:eastAsia="ru-RU"/>
+        </w:rPr>
+        <w:t>Путь</w:t>
+      </w:r>
+      <w:r>
+        <w:rPr>
+          <w:rFonts w:ascii="Times New Roman" w:eastAsia="Times New Roman" w:hAnsi="Times New Roman" w:cs="Times New Roman"/>
+          <w:color w:val="242424"/>
+          <w:sz w:val="28"/>
+          <w:szCs w:val="28"/>
+          <w:lang w:val="en-US" w:eastAsia="ru-RU"/>
+        </w:rPr>
+        <w:t xml:space="preserve"> </w:t>
+      </w:r>
+      <w:r>
+        <w:rPr>
+          <w:rFonts w:ascii="Times New Roman" w:eastAsia="Times New Roman" w:hAnsi="Times New Roman" w:cs="Times New Roman"/>
+          <w:color w:val="242424"/>
+          <w:sz w:val="28"/>
+          <w:szCs w:val="28"/>
+          <w:lang w:eastAsia="ru-RU"/>
+        </w:rPr>
+        <w:t>к</w:t>
+      </w:r>
+      <w:r>
+        <w:rPr>
+          <w:rFonts w:ascii="Times New Roman" w:eastAsia="Times New Roman" w:hAnsi="Times New Roman" w:cs="Times New Roman"/>
+          <w:color w:val="242424"/>
+          <w:sz w:val="28"/>
+          <w:szCs w:val="28"/>
+          <w:lang w:val="en-US" w:eastAsia="ru-RU"/>
+        </w:rPr>
+        <w:t xml:space="preserve"> </w:t>
+      </w:r>
+      <w:r>
+        <w:rPr>
+          <w:rFonts w:ascii="Times New Roman" w:eastAsia="Times New Roman" w:hAnsi="Times New Roman" w:cs="Times New Roman"/>
+          <w:color w:val="242424"/>
+          <w:sz w:val="28"/>
+          <w:szCs w:val="28"/>
+          <w:lang w:eastAsia="ru-RU"/>
+        </w:rPr>
+        <w:t>сертификату</w:t>
       </w:r>
     </w:p>
     <w:p>
@@ -532,90 +314,28 @@
           <w:color w:val="242424"/>
           <w:sz w:val="28"/>
           <w:szCs w:val="28"/>
+          <w:lang w:eastAsia="ru-RU"/>
+        </w:rPr>
+      </w:pPr>
+      <w:r>
+        <w:rPr>
+          <w:rFonts w:ascii="Times New Roman" w:eastAsia="Times New Roman" w:hAnsi="Times New Roman" w:cs="Times New Roman"/>
+          <w:color w:val="242424"/>
+          <w:sz w:val="28"/>
+          <w:szCs w:val="28"/>
           <w:lang w:val="en-US" w:eastAsia="ru-RU"/>
         </w:rPr>
-      </w:pPr>
-      <w:r>
-        <w:rPr>
-          <w:rFonts w:ascii="Times New Roman" w:eastAsia="Times New Roman" w:hAnsi="Times New Roman" w:cs="Times New Roman"/>
-          <w:color w:val="242424"/>
-          <w:sz w:val="28"/>
-          <w:szCs w:val="28"/>
-          <w:lang w:eastAsia="ru-RU"/>
-        </w:rPr>
         <w:t>                                   </w:t>
       </w:r>
-      <w:proofErr w:type="spellStart"/>
-      <w:r>
-        <w:rPr>
-          <w:rFonts w:ascii="Times New Roman" w:eastAsia="Times New Roman" w:hAnsi="Times New Roman" w:cs="Times New Roman"/>
-          <w:color w:val="242424"/>
-          <w:sz w:val="28"/>
-          <w:szCs w:val="28"/>
-          <w:lang w:val="en-US" w:eastAsia="ru-RU"/>
-        </w:rPr>
-        <w:t>certfile</w:t>
-      </w:r>
-      <w:proofErr w:type="spellEnd"/>
-      <w:r>
-        <w:rPr>
-          <w:rFonts w:ascii="Times New Roman" w:eastAsia="Times New Roman" w:hAnsi="Times New Roman" w:cs="Times New Roman"/>
-          <w:color w:val="242424"/>
-          <w:sz w:val="28"/>
-          <w:szCs w:val="28"/>
-          <w:lang w:val="en-US" w:eastAsia="ru-RU"/>
-        </w:rPr>
-        <w:t xml:space="preserve">="C:/Users/server.crt", # </w:t>
-      </w:r>
-      <w:r>
-        <w:rPr>
-          <w:rFonts w:ascii="Times New Roman" w:eastAsia="Times New Roman" w:hAnsi="Times New Roman" w:cs="Times New Roman"/>
-          <w:color w:val="242424"/>
-          <w:sz w:val="28"/>
-          <w:szCs w:val="28"/>
-          <w:lang w:eastAsia="ru-RU"/>
-        </w:rPr>
-        <w:t>Путь</w:t>
-      </w:r>
-      <w:r>
-        <w:rPr>
-          <w:rFonts w:ascii="Times New Roman" w:eastAsia="Times New Roman" w:hAnsi="Times New Roman" w:cs="Times New Roman"/>
-          <w:color w:val="242424"/>
-          <w:sz w:val="28"/>
-          <w:szCs w:val="28"/>
-          <w:lang w:val="en-US" w:eastAsia="ru-RU"/>
-        </w:rPr>
-        <w:t xml:space="preserve"> </w:t>
-      </w:r>
-      <w:r>
-        <w:rPr>
-          <w:rFonts w:ascii="Times New Roman" w:eastAsia="Times New Roman" w:hAnsi="Times New Roman" w:cs="Times New Roman"/>
-          <w:color w:val="242424"/>
-          <w:sz w:val="28"/>
-          <w:szCs w:val="28"/>
-          <w:lang w:eastAsia="ru-RU"/>
-        </w:rPr>
-        <w:t>к</w:t>
-      </w:r>
-      <w:r>
-        <w:rPr>
-          <w:rFonts w:ascii="Times New Roman" w:eastAsia="Times New Roman" w:hAnsi="Times New Roman" w:cs="Times New Roman"/>
-          <w:color w:val="242424"/>
-          <w:sz w:val="28"/>
-          <w:szCs w:val="28"/>
-          <w:lang w:val="en-US" w:eastAsia="ru-RU"/>
-        </w:rPr>
-        <w:t xml:space="preserve"> </w:t>
-      </w:r>
-      <w:r>
-        <w:rPr>
-          <w:rFonts w:ascii="Times New Roman" w:eastAsia="Times New Roman" w:hAnsi="Times New Roman" w:cs="Times New Roman"/>
-          <w:color w:val="242424"/>
-          <w:sz w:val="28"/>
-          <w:szCs w:val="28"/>
-          <w:lang w:eastAsia="ru-RU"/>
-        </w:rPr>
-        <w:t>сертификату</w:t>
+      <w:r>
+        <w:rPr>
+          <w:rFonts w:ascii="Times New Roman" w:eastAsia="Times New Roman" w:hAnsi="Times New Roman" w:cs="Times New Roman"/>
+          <w:color w:val="242424"/>
+          <w:sz w:val="28"/>
+          <w:szCs w:val="28"/>
+          <w:lang w:eastAsia="ru-RU"/>
+        </w:rPr>
+        <w:t>server_side=True),</w:t>
       </w:r>
     </w:p>
     <w:p>
@@ -637,53 +357,9 @@
           <w:color w:val="242424"/>
           <w:sz w:val="28"/>
           <w:szCs w:val="28"/>
-          <w:lang w:val="en-US" w:eastAsia="ru-RU"/>
-        </w:rPr>
-        <w:t>                                   </w:t>
-      </w:r>
-      <w:proofErr w:type="spellStart"/>
-      <w:r>
-        <w:rPr>
-          <w:rFonts w:ascii="Times New Roman" w:eastAsia="Times New Roman" w:hAnsi="Times New Roman" w:cs="Times New Roman"/>
-          <w:color w:val="242424"/>
-          <w:sz w:val="28"/>
-          <w:szCs w:val="28"/>
-          <w:lang w:eastAsia="ru-RU"/>
-        </w:rPr>
-        <w:t>server_side</w:t>
-      </w:r>
-      <w:proofErr w:type="spellEnd"/>
-      <w:r>
-        <w:rPr>
-          <w:rFonts w:ascii="Times New Roman" w:eastAsia="Times New Roman" w:hAnsi="Times New Roman" w:cs="Times New Roman"/>
-          <w:color w:val="242424"/>
-          <w:sz w:val="28"/>
-          <w:szCs w:val="28"/>
-          <w:lang w:eastAsia="ru-RU"/>
-        </w:rPr>
-        <w:t>=</w:t>
-      </w:r>
-      <w:proofErr w:type="spellStart"/>
-      <w:r>
-        <w:rPr>
-          <w:rFonts w:ascii="Times New Roman" w:eastAsia="Times New Roman" w:hAnsi="Times New Roman" w:cs="Times New Roman"/>
-          <w:color w:val="242424"/>
-          <w:sz w:val="28"/>
-          <w:szCs w:val="28"/>
-          <w:lang w:eastAsia="ru-RU"/>
-        </w:rPr>
-        <w:t>True</w:t>
-      </w:r>
-      <w:proofErr w:type="spellEnd"/>
-      <w:r>
-        <w:rPr>
-          <w:rFonts w:ascii="Times New Roman" w:eastAsia="Times New Roman" w:hAnsi="Times New Roman" w:cs="Times New Roman"/>
-          <w:color w:val="242424"/>
-          <w:sz w:val="28"/>
-          <w:szCs w:val="28"/>
-          <w:lang w:eastAsia="ru-RU"/>
-        </w:rPr>
-        <w:t>),</w:t>
+          <w:lang w:eastAsia="ru-RU"/>
+        </w:rPr>
+        <w:t>вставив непосредственно свой путь к файлам.</w:t>
       </w:r>
     </w:p>
     <w:p>
@@ -707,97 +383,7 @@
           <w:szCs w:val="28"/>
           <w:lang w:eastAsia="ru-RU"/>
         </w:rPr>
-        <w:t>вставив непосредственно свой путь к файлам.</w:t>
-      </w:r>
-    </w:p>
-    <w:p>
-      <w:pPr>
-        <w:shd w:val="clear" w:color="auto" w:fill="F5F5F5"/>
-        <w:spacing w:before="100" w:beforeAutospacing="1" w:after="100" w:afterAutospacing="1" w:line="240" w:lineRule="auto"/>
-        <w:ind w:left="720"/>
-        <w:rPr>
-          <w:rFonts w:ascii="Times New Roman" w:eastAsia="Times New Roman" w:hAnsi="Times New Roman" w:cs="Times New Roman"/>
-          <w:color w:val="242424"/>
-          <w:sz w:val="28"/>
-          <w:szCs w:val="28"/>
-          <w:lang w:eastAsia="ru-RU"/>
-        </w:rPr>
-      </w:pPr>
-      <w:r>
-        <w:rPr>
-          <w:rFonts w:ascii="Times New Roman" w:eastAsia="Times New Roman" w:hAnsi="Times New Roman" w:cs="Times New Roman"/>
-          <w:color w:val="242424"/>
-          <w:sz w:val="28"/>
-          <w:szCs w:val="28"/>
-          <w:lang w:eastAsia="ru-RU"/>
-        </w:rPr>
-        <w:t xml:space="preserve">Затем добавить папку, в которой хранится библиотека </w:t>
-      </w:r>
-      <w:proofErr w:type="spellStart"/>
-      <w:r>
-        <w:rPr>
-          <w:rFonts w:ascii="Times New Roman" w:eastAsia="Times New Roman" w:hAnsi="Times New Roman" w:cs="Times New Roman"/>
-          <w:color w:val="242424"/>
-          <w:sz w:val="28"/>
-          <w:szCs w:val="28"/>
-          <w:lang w:eastAsia="ru-RU"/>
-        </w:rPr>
-        <w:t>pycriptodrome</w:t>
-      </w:r>
-      <w:proofErr w:type="spellEnd"/>
-      <w:r>
-        <w:rPr>
-          <w:rFonts w:ascii="Times New Roman" w:eastAsia="Times New Roman" w:hAnsi="Times New Roman" w:cs="Times New Roman"/>
-          <w:color w:val="242424"/>
-          <w:sz w:val="28"/>
-          <w:szCs w:val="28"/>
-          <w:lang w:eastAsia="ru-RU"/>
-        </w:rPr>
-        <w:t xml:space="preserve"> в </w:t>
-      </w:r>
-      <w:proofErr w:type="spellStart"/>
-      <w:r>
-        <w:rPr>
-          <w:rFonts w:ascii="Times New Roman" w:eastAsia="Times New Roman" w:hAnsi="Times New Roman" w:cs="Times New Roman"/>
-          <w:color w:val="242424"/>
-          <w:sz w:val="28"/>
-          <w:szCs w:val="28"/>
-          <w:lang w:eastAsia="ru-RU"/>
-        </w:rPr>
-        <w:t>path-windows</w:t>
-      </w:r>
-      <w:proofErr w:type="spellEnd"/>
-      <w:r>
-        <w:rPr>
-          <w:rFonts w:ascii="Times New Roman" w:eastAsia="Times New Roman" w:hAnsi="Times New Roman" w:cs="Times New Roman"/>
-          <w:color w:val="242424"/>
-          <w:sz w:val="28"/>
-          <w:szCs w:val="28"/>
-          <w:lang w:eastAsia="ru-RU"/>
-        </w:rPr>
-        <w:t xml:space="preserve">. иначе, Python не сумеет её найти. Если Python опять не нашёл какую-либо библиотеку, следует провернуть то же самое, перезапустив командную строку </w:t>
-      </w:r>
-      <w:proofErr w:type="spellStart"/>
-      <w:r>
-        <w:rPr>
-          <w:rFonts w:ascii="Times New Roman" w:eastAsia="Times New Roman" w:hAnsi="Times New Roman" w:cs="Times New Roman"/>
-          <w:color w:val="242424"/>
-          <w:sz w:val="28"/>
-          <w:szCs w:val="28"/>
-          <w:lang w:eastAsia="ru-RU"/>
-        </w:rPr>
-        <w:t>cmd</w:t>
-      </w:r>
-      <w:proofErr w:type="spellEnd"/>
-      <w:r>
-        <w:rPr>
-          <w:rFonts w:ascii="Times New Roman" w:eastAsia="Times New Roman" w:hAnsi="Times New Roman" w:cs="Times New Roman"/>
-          <w:color w:val="242424"/>
-          <w:sz w:val="28"/>
-          <w:szCs w:val="28"/>
-          <w:lang w:eastAsia="ru-RU"/>
-        </w:rPr>
-        <w:t>.</w:t>
+        <w:t>Затем добавить папку, в которой хранится библиотека pycriptodrome в path-windows. иначе, Python не сумеет её найти. Если Python опять не нашёл какую-либо библиотеку, следует провернуть то же самое, перезапустив командную строку cmd.</w:t>
       </w:r>
     </w:p>
     <w:p>
@@ -824,73 +410,7 @@
           <w:szCs w:val="28"/>
           <w:lang w:eastAsia="ru-RU"/>
         </w:rPr>
-        <w:t>Для упаковки надо открыть командную строку, перейти в папку с файлом packer.py и написать команду ".\</w:t>
-      </w:r>
-      <w:proofErr w:type="spellStart"/>
-      <w:r>
-        <w:rPr>
-          <w:rFonts w:ascii="Times New Roman" w:eastAsia="Times New Roman" w:hAnsi="Times New Roman" w:cs="Times New Roman"/>
-          <w:color w:val="242424"/>
-          <w:sz w:val="28"/>
-          <w:szCs w:val="28"/>
-          <w:lang w:eastAsia="ru-RU"/>
-        </w:rPr>
-        <w:t>packer</w:t>
-      </w:r>
-      <w:proofErr w:type="spellEnd"/>
-      <w:r>
-        <w:rPr>
-          <w:rFonts w:ascii="Times New Roman" w:eastAsia="Times New Roman" w:hAnsi="Times New Roman" w:cs="Times New Roman"/>
-          <w:color w:val="242424"/>
-          <w:sz w:val="28"/>
-          <w:szCs w:val="28"/>
-          <w:lang w:eastAsia="ru-RU"/>
-        </w:rPr>
-        <w:t xml:space="preserve">. </w:t>
-      </w:r>
-      <w:proofErr w:type="spellStart"/>
-      <w:r>
-        <w:rPr>
-          <w:rFonts w:ascii="Times New Roman" w:eastAsia="Times New Roman" w:hAnsi="Times New Roman" w:cs="Times New Roman"/>
-          <w:color w:val="242424"/>
-          <w:sz w:val="28"/>
-          <w:szCs w:val="28"/>
-          <w:lang w:eastAsia="ru-RU"/>
-        </w:rPr>
-        <w:t>py</w:t>
-      </w:r>
-      <w:proofErr w:type="spellEnd"/>
-      <w:r>
-        <w:rPr>
-          <w:rFonts w:ascii="Times New Roman" w:eastAsia="Times New Roman" w:hAnsi="Times New Roman" w:cs="Times New Roman"/>
-          <w:color w:val="242424"/>
-          <w:sz w:val="28"/>
-          <w:szCs w:val="28"/>
-          <w:lang w:eastAsia="ru-RU"/>
-        </w:rPr>
-        <w:t xml:space="preserve"> &lt;имя </w:t>
-      </w:r>
-      <w:proofErr w:type="spellStart"/>
-      <w:r>
-        <w:rPr>
-          <w:rFonts w:ascii="Times New Roman" w:eastAsia="Times New Roman" w:hAnsi="Times New Roman" w:cs="Times New Roman"/>
-          <w:color w:val="242424"/>
-          <w:sz w:val="28"/>
-          <w:szCs w:val="28"/>
-          <w:lang w:eastAsia="ru-RU"/>
-        </w:rPr>
-        <w:t>exe</w:t>
-      </w:r>
-      <w:proofErr w:type="spellEnd"/>
-      <w:r>
-        <w:rPr>
-          <w:rFonts w:ascii="Times New Roman" w:eastAsia="Times New Roman" w:hAnsi="Times New Roman" w:cs="Times New Roman"/>
-          <w:color w:val="242424"/>
-          <w:sz w:val="28"/>
-          <w:szCs w:val="28"/>
-          <w:lang w:eastAsia="ru-RU"/>
-        </w:rPr>
-        <w:t>. файла, который нужно сжать".</w:t>
+        <w:t>Для упаковки надо открыть командную строку, перейти в папку с файлом packer.py и написать команду ".\packer. py &lt;имя exe. файла, который нужно сжать".</w:t>
       </w:r>
     </w:p>
     <w:p>
@@ -1022,29 +542,7 @@
           <w:szCs w:val="28"/>
           <w:lang w:eastAsia="ru-RU"/>
         </w:rPr>
-        <w:t xml:space="preserve">Выбрать несколько текстовых, табличных, графических и аудио файлов в разных форматах, желательно, имеющих идентичное содержание, просмотреть их в </w:t>
-      </w:r>
-      <w:proofErr w:type="spellStart"/>
-      <w:r>
-        <w:rPr>
-          <w:rFonts w:ascii="Times New Roman" w:eastAsia="Times New Roman" w:hAnsi="Times New Roman" w:cs="Times New Roman"/>
-          <w:color w:val="242424"/>
-          <w:sz w:val="28"/>
-          <w:szCs w:val="28"/>
-          <w:lang w:eastAsia="ru-RU"/>
-        </w:rPr>
-        <w:t>hex</w:t>
-      </w:r>
-      <w:proofErr w:type="spellEnd"/>
-      <w:r>
-        <w:rPr>
-          <w:rFonts w:ascii="Times New Roman" w:eastAsia="Times New Roman" w:hAnsi="Times New Roman" w:cs="Times New Roman"/>
-          <w:color w:val="242424"/>
-          <w:sz w:val="28"/>
-          <w:szCs w:val="28"/>
-          <w:lang w:eastAsia="ru-RU"/>
-        </w:rPr>
-        <w:t>-редакторе и построить гистограммы. </w:t>
+        <w:t>Выбрать несколько текстовых, табличных, графических и аудио файлов в разных форматах, желательно, имеющих идентичное содержание, просмотреть их в hex-редакторе и построить гистограммы. </w:t>
       </w:r>
     </w:p>
     <w:p>
@@ -1071,29 +569,7 @@
           <w:szCs w:val="28"/>
           <w:lang w:eastAsia="ru-RU"/>
         </w:rPr>
-        <w:t xml:space="preserve">Упаковать выбранные файлы, просмотреть их в </w:t>
-      </w:r>
-      <w:proofErr w:type="spellStart"/>
-      <w:r>
-        <w:rPr>
-          <w:rFonts w:ascii="Times New Roman" w:eastAsia="Times New Roman" w:hAnsi="Times New Roman" w:cs="Times New Roman"/>
-          <w:color w:val="242424"/>
-          <w:sz w:val="28"/>
-          <w:szCs w:val="28"/>
-          <w:lang w:eastAsia="ru-RU"/>
-        </w:rPr>
-        <w:t>hex</w:t>
-      </w:r>
-      <w:proofErr w:type="spellEnd"/>
-      <w:r>
-        <w:rPr>
-          <w:rFonts w:ascii="Times New Roman" w:eastAsia="Times New Roman" w:hAnsi="Times New Roman" w:cs="Times New Roman"/>
-          <w:color w:val="242424"/>
-          <w:sz w:val="28"/>
-          <w:szCs w:val="28"/>
-          <w:lang w:eastAsia="ru-RU"/>
-        </w:rPr>
-        <w:t>-редакторе. </w:t>
+        <w:t>Упаковать выбранные файлы, просмотреть их в hex-редакторе. </w:t>
       </w:r>
     </w:p>
     <w:p>
@@ -1201,29 +677,7 @@
           <w:szCs w:val="28"/>
           <w:lang w:eastAsia="ru-RU"/>
         </w:rPr>
-        <w:t xml:space="preserve">Подготовить презентацию, являющуюся отчетом и сообщение о полученных результатах на 1-2 минуты (0,5-1 страница машинописного текста Times, 14 </w:t>
-      </w:r>
-      <w:proofErr w:type="spellStart"/>
-      <w:r>
-        <w:rPr>
-          <w:rFonts w:ascii="Times New Roman" w:eastAsia="Times New Roman" w:hAnsi="Times New Roman" w:cs="Times New Roman"/>
-          <w:color w:val="242424"/>
-          <w:sz w:val="28"/>
-          <w:szCs w:val="28"/>
-          <w:lang w:eastAsia="ru-RU"/>
-        </w:rPr>
-        <w:t>пт</w:t>
-      </w:r>
-      <w:proofErr w:type="spellEnd"/>
-      <w:r>
-        <w:rPr>
-          <w:rFonts w:ascii="Times New Roman" w:eastAsia="Times New Roman" w:hAnsi="Times New Roman" w:cs="Times New Roman"/>
-          <w:color w:val="242424"/>
-          <w:sz w:val="28"/>
-          <w:szCs w:val="28"/>
-          <w:lang w:eastAsia="ru-RU"/>
-        </w:rPr>
-        <w:t>, 1,5 интервала). </w:t>
+        <w:t>Подготовить презентацию, являющуюся отчетом и сообщение о полученных результатах на 1-2 минуты (0,5-1 страница машинописного текста Times, 14 пт, 1,5 интервала). </w:t>
       </w:r>
     </w:p>
     <w:p>
@@ -1282,6 +736,18 @@
         </w:rPr>
         <w:t>нтропия</w:t>
       </w:r>
+      <w:r>
+        <w:rPr>
+          <w:rFonts w:ascii="Times New Roman" w:eastAsia="Times New Roman" w:hAnsi="Times New Roman" w:cs="Times New Roman"/>
+          <w:color w:val="242424"/>
+          <w:sz w:val="28"/>
+          <w:szCs w:val="28"/>
+          <w:lang w:eastAsia="ru-RU"/>
+        </w:rPr>
+        <w:t xml:space="preserve"> Ф1 Ф2 Номер варианта</w:t>
+      </w:r>
+      <w:bookmarkStart w:id="0" w:name="_GoBack"/>
+      <w:bookmarkEnd w:id="0"/>
       <w:r>
         <w:rPr>
           <w:rFonts w:ascii="Times New Roman" w:eastAsia="Times New Roman" w:hAnsi="Times New Roman" w:cs="Times New Roman"/>
@@ -1305,7 +771,7 @@
 </file>
 
 <file path=word/numbering.xml><?xml version="1.0" encoding="utf-8"?>
-<w:numbering xmlns:wpc="http://schemas.microsoft.com/office/word/2010/wordprocessingCanvas" xmlns:cx="http://schemas.microsoft.com/office/drawing/2014/chartex" xmlns:cx1="http://schemas.microsoft.com/office/drawing/2015/9/8/chartex" xmlns:cx2="http://schemas.microsoft.com/office/drawing/2015/10/21/chartex" xmlns:cx3="http://schemas.microsoft.com/office/drawing/2016/5/9/chartex" xmlns:cx4="http://schemas.microsoft.com/office/drawing/2016/5/10/chartex" xmlns:cx5="http://schemas.microsoft.com/office/drawing/2016/5/11/chartex" xmlns:cx6="http://schemas.microsoft.com/office/drawing/2016/5/12/chartex" xmlns:cx7="http://schemas.microsoft.com/office/drawing/2016/5/13/chartex" xmlns:cx8="http://schemas.microsoft.com/office/drawing/2016/5/14/chartex" xmlns:mc="http://schemas.openxmlformats.org/markup-compatibility/2006" xmlns:aink="http://schemas.microsoft.com/office/drawing/2016/ink" xmlns:am3d="http://schemas.microsoft.com/office/drawing/2017/model3d" xmlns:o="urn:schemas-microsoft-com:office:office" xmlns:r="http://schemas.openxmlformats.org/officeDocument/2006/relationships" xmlns:m="http://schemas.openxmlformats.org/officeDocument/2006/math" xmlns:v="urn:schemas-microsoft-com:vml" xmlns:wp14="http://schemas.microsoft.com/office/word/2010/wordprocessingDrawing" xmlns:wp="http://schemas.openxmlformats.org/drawingml/2006/wordprocessingDrawing" xmlns:w10="urn:schemas-microsoft-com:office:word" xmlns:w="http://schemas.openxmlformats.org/wordprocessingml/2006/main" xmlns:w14="http://schemas.microsoft.com/office/word/2010/wordml" xmlns:w15="http://schemas.microsoft.com/office/word/2012/wordml" xmlns:w16cex="http://schemas.microsoft.com/office/word/2018/wordml/cex" xmlns:w16cid="http://schemas.microsoft.com/office/word/2016/wordml/cid" xmlns:w16="http://schemas.microsoft.com/office/word/2018/wordml" xmlns:w16sdtdh="http://schemas.microsoft.com/office/word/2020/wordml/sdtdatahash" xmlns:w16se="http://schemas.microsoft.com/office/word/2015/wordml/symex" xmlns:wpg="http://schemas.microsoft.com/office/word/2010/wordprocessingGroup" xmlns:wpi="http://schemas.microsoft.com/office/word/2010/wordprocessingInk" xmlns:wne="http://schemas.microsoft.com/office/word/2006/wordml" xmlns:wps="http://schemas.microsoft.com/office/word/2010/wordprocessingShape" mc:Ignorable="w14 w15 w16se w16cid w16 w16cex w16sdtdh wp14">
+<w:numbering xmlns:wpc="http://schemas.microsoft.com/office/word/2010/wordprocessingCanvas" xmlns:cx="http://schemas.microsoft.com/office/drawing/2014/chartex" xmlns:cx1="http://schemas.microsoft.com/office/drawing/2015/9/8/chartex" xmlns:cx2="http://schemas.microsoft.com/office/drawing/2015/10/21/chartex" xmlns:cx3="http://schemas.microsoft.com/office/drawing/2016/5/9/chartex" xmlns:cx4="http://schemas.microsoft.com/office/drawing/2016/5/10/chartex" xmlns:cx5="http://schemas.microsoft.com/office/drawing/2016/5/11/chartex" xmlns:cx6="http://schemas.microsoft.com/office/drawing/2016/5/12/chartex" xmlns:cx7="http://schemas.microsoft.com/office/drawing/2016/5/13/chartex" xmlns:cx8="http://schemas.microsoft.com/office/drawing/2016/5/14/chartex" xmlns:mc="http://schemas.openxmlformats.org/markup-compatibility/2006" xmlns:aink="http://schemas.microsoft.com/office/drawing/2016/ink" xmlns:am3d="http://schemas.microsoft.com/office/drawing/2017/model3d" xmlns:o="urn:schemas-microsoft-com:office:office" xmlns:r="http://schemas.openxmlformats.org/officeDocument/2006/relationships" xmlns:m="http://schemas.openxmlformats.org/officeDocument/2006/math" xmlns:v="urn:schemas-microsoft-com:vml" xmlns:wp14="http://schemas.microsoft.com/office/word/2010/wordprocessingDrawing" xmlns:wp="http://schemas.openxmlformats.org/drawingml/2006/wordprocessingDrawing" xmlns:w10="urn:schemas-microsoft-com:office:word" xmlns:w="http://schemas.openxmlformats.org/wordprocessingml/2006/main" xmlns:w14="http://schemas.microsoft.com/office/word/2010/wordml" xmlns:w15="http://schemas.microsoft.com/office/word/2012/wordml" xmlns:w16cex="http://schemas.microsoft.com/office/word/2018/wordml/cex" xmlns:w16cid="http://schemas.microsoft.com/office/word/2016/wordml/cid" xmlns:w16="http://schemas.microsoft.com/office/word/2018/wordml" xmlns:w16se="http://schemas.microsoft.com/office/word/2015/wordml/symex" xmlns:wpg="http://schemas.microsoft.com/office/word/2010/wordprocessingGroup" xmlns:wpi="http://schemas.microsoft.com/office/word/2010/wordprocessingInk" xmlns:wne="http://schemas.microsoft.com/office/word/2006/wordml" xmlns:wps="http://schemas.microsoft.com/office/word/2010/wordprocessingShape" mc:Ignorable="w14 w15 w16se w16cid w16 w16cex wp14">
   <w:abstractNum w:abstractNumId="0" w15:restartNumberingAfterBreak="0">
     <w:nsid w:val="0C00143F"/>
     <w:multiLevelType w:val="multilevel"/>
@@ -1694,7 +1160,7 @@
 </file>
 
 <file path=word/styles.xml><?xml version="1.0" encoding="utf-8"?>
-<w:styles xmlns:mc="http://schemas.openxmlformats.org/markup-compatibility/2006" xmlns:r="http://schemas.openxmlformats.org/officeDocument/2006/relationships" xmlns:w="http://schemas.openxmlformats.org/wordprocessingml/2006/main" xmlns:w14="http://schemas.microsoft.com/office/word/2010/wordml" xmlns:w15="http://schemas.microsoft.com/office/word/2012/wordml" xmlns:w16cex="http://schemas.microsoft.com/office/word/2018/wordml/cex" xmlns:w16cid="http://schemas.microsoft.com/office/word/2016/wordml/cid" xmlns:w16="http://schemas.microsoft.com/office/word/2018/wordml" xmlns:w16sdtdh="http://schemas.microsoft.com/office/word/2020/wordml/sdtdatahash" xmlns:w16se="http://schemas.microsoft.com/office/word/2015/wordml/symex" mc:Ignorable="w14 w15 w16se w16cid w16 w16cex w16sdtdh">
+<w:styles xmlns:mc="http://schemas.openxmlformats.org/markup-compatibility/2006" xmlns:r="http://schemas.openxmlformats.org/officeDocument/2006/relationships" xmlns:w="http://schemas.openxmlformats.org/wordprocessingml/2006/main" xmlns:w14="http://schemas.microsoft.com/office/word/2010/wordml" xmlns:w15="http://schemas.microsoft.com/office/word/2012/wordml" xmlns:w16cex="http://schemas.microsoft.com/office/word/2018/wordml/cex" xmlns:w16cid="http://schemas.microsoft.com/office/word/2016/wordml/cid" xmlns:w16="http://schemas.microsoft.com/office/word/2018/wordml" xmlns:w16se="http://schemas.microsoft.com/office/word/2015/wordml/symex" mc:Ignorable="w14 w15 w16se w16cid w16 w16cex">
   <w:docDefaults>
     <w:rPrDefault>
       <w:rPr>
